--- a/论文_基于通道注意力与批归一化的LeNet-5手写数字识别改进研究.docx
+++ b/论文_基于通道注意力与批归一化的LeNet-5手写数字识别改进研究.docx
@@ -33,7 +33,7 @@
           <w:color w:val="000000"/>
           <w:sz w:val="24"/>
         </w:rPr>
-        <w:t>张子博</w:t>
+        <w:t>张子泊</w:t>
       </w:r>
     </w:p>
     <w:p>
